--- a/report/jobfinder_ai_report3.docx
+++ b/report/jobfinder_ai_report3.docx
@@ -778,27 +778,14 @@
           <w:rFonts w:ascii="Times New Roman" w:hAnsi="Times New Roman" w:cs="Times New Roman"/>
           <w:sz w:val="28"/>
         </w:rPr>
-        <w:t>Yash</w:t>
+        <w:t>Yash Singh</w:t>
       </w:r>
       <w:r>
         <w:rPr>
           <w:rFonts w:ascii="Times New Roman" w:hAnsi="Times New Roman" w:cs="Times New Roman"/>
           <w:sz w:val="28"/>
         </w:rPr>
-        <w:t xml:space="preserve"> Singh</w:t>
-      </w:r>
-      <w:r>
-        <w:rPr>
-          <w:rFonts w:ascii="Times New Roman" w:hAnsi="Times New Roman" w:cs="Times New Roman"/>
-          <w:sz w:val="28"/>
-        </w:rPr>
         <w:tab/>
-      </w:r>
-      <w:r>
-        <w:rPr>
-          <w:rFonts w:ascii="Times New Roman" w:hAnsi="Times New Roman" w:cs="Times New Roman"/>
-          <w:sz w:val="28"/>
-        </w:rPr>
         <w:t>2543110400</w:t>
       </w:r>
       <w:r>
@@ -884,25 +871,7 @@
         <w:rPr>
           <w:rFonts w:ascii="Times New Roman" w:hAnsi="Times New Roman" w:cs="Times New Roman"/>
         </w:rPr>
-        <w:t xml:space="preserve">We wish to express our deep sense of gratitude and thanks to our Internal Guide and Project coordinator, </w:t>
-      </w:r>
-      <w:r>
-        <w:rPr>
-          <w:rFonts w:ascii="Times New Roman" w:hAnsi="Times New Roman" w:cs="Times New Roman"/>
-        </w:rPr>
-        <w:t>_______</w:t>
-      </w:r>
-      <w:r>
-        <w:rPr>
-          <w:rFonts w:ascii="Times New Roman" w:hAnsi="Times New Roman" w:cs="Times New Roman"/>
-        </w:rPr>
-        <w:t xml:space="preserve"> for his/her guidance, help and useful suggestions, which helped in compl</w:t>
-      </w:r>
-      <w:r>
-        <w:rPr>
-          <w:rFonts w:ascii="Times New Roman" w:hAnsi="Times New Roman" w:cs="Times New Roman"/>
-        </w:rPr>
-        <w:t>eting our project work in time.</w:t>
+        <w:t>We wish to express our deep sense of gratitude and thanks to our Internal Guide and Project coordinator, _______ for his/her guidance, help and useful suggestions, which helped in completing our project work in time.</w:t>
       </w:r>
     </w:p>
     <w:p>
@@ -942,13 +911,7 @@
         <w:rPr>
           <w:rFonts w:ascii="Times New Roman" w:hAnsi="Times New Roman" w:cs="Times New Roman"/>
         </w:rPr>
-        <w:t>Yash</w:t>
-      </w:r>
-      <w:r>
-        <w:rPr>
-          <w:rFonts w:ascii="Times New Roman" w:hAnsi="Times New Roman" w:cs="Times New Roman"/>
-        </w:rPr>
-        <w:t xml:space="preserve"> Singh</w:t>
+        <w:t>Yash Singh</w:t>
       </w:r>
     </w:p>
     <w:p>
@@ -1147,7 +1110,6 @@
         <w:tblCellMar>
           <w:top w:w="83" w:type="dxa"/>
           <w:left w:w="129" w:type="dxa"/>
-          <w:bottom w:w="0" w:type="dxa"/>
           <w:right w:w="126" w:type="dxa"/>
         </w:tblCellMar>
         <w:tblLook w:val="04A0" w:firstRow="1" w:lastRow="0" w:firstColumn="1" w:lastColumn="0" w:noHBand="0" w:noVBand="1"/>
@@ -1465,59 +1427,6 @@
                 <w:szCs w:val="32"/>
               </w:rPr>
               <w:t>The Solution</w:t>
-            </w:r>
-          </w:p>
-        </w:tc>
-      </w:tr>
-      <w:tr>
-        <w:trPr>
-          <w:trHeight w:val="460"/>
-        </w:trPr>
-        <w:tc>
-          <w:tcPr>
-            <w:tcW w:w="1945" w:type="dxa"/>
-            <w:tcBorders>
-              <w:top w:val="single" w:sz="8" w:space="0" w:color="000000"/>
-              <w:left w:val="single" w:sz="8" w:space="0" w:color="000000"/>
-              <w:bottom w:val="single" w:sz="8" w:space="0" w:color="000000"/>
-              <w:right w:val="single" w:sz="8" w:space="0" w:color="000000"/>
-            </w:tcBorders>
-          </w:tcPr>
-          <w:p>
-            <w:pPr>
-              <w:spacing w:after="160" w:line="259" w:lineRule="auto"/>
-              <w:ind w:left="0" w:right="0" w:firstLine="0"/>
-              <w:jc w:val="left"/>
-              <w:rPr>
-                <w:rFonts w:ascii="Times New Roman" w:hAnsi="Times New Roman" w:cs="Times New Roman"/>
-              </w:rPr>
-            </w:pPr>
-          </w:p>
-        </w:tc>
-        <w:tc>
-          <w:tcPr>
-            <w:tcW w:w="5848" w:type="dxa"/>
-            <w:tcBorders>
-              <w:top w:val="single" w:sz="8" w:space="0" w:color="000000"/>
-              <w:left w:val="single" w:sz="8" w:space="0" w:color="000000"/>
-              <w:bottom w:val="single" w:sz="8" w:space="0" w:color="000000"/>
-              <w:right w:val="single" w:sz="8" w:space="0" w:color="000000"/>
-            </w:tcBorders>
-          </w:tcPr>
-          <w:p>
-            <w:pPr>
-              <w:spacing w:after="0" w:line="259" w:lineRule="auto"/>
-              <w:ind w:left="0" w:right="0" w:firstLine="0"/>
-              <w:jc w:val="left"/>
-              <w:rPr>
-                <w:rFonts w:ascii="Times New Roman" w:hAnsi="Times New Roman" w:cs="Times New Roman"/>
-              </w:rPr>
-            </w:pPr>
-            <w:r>
-              <w:rPr>
-                <w:rFonts w:ascii="Times New Roman" w:hAnsi="Times New Roman" w:cs="Times New Roman"/>
-              </w:rPr>
-              <w:t>1.4 Gantt Chart</w:t>
             </w:r>
           </w:p>
         </w:tc>
@@ -2629,62 +2538,6 @@
         </w:rPr>
         <w:br w:type="page"/>
       </w:r>
-    </w:p>
-    <w:p>
-      <w:pPr>
-        <w:spacing w:after="0" w:line="256" w:lineRule="auto"/>
-        <w:ind w:left="0" w:right="0" w:firstLine="0"/>
-        <w:jc w:val="left"/>
-        <w:rPr>
-          <w:rFonts w:ascii="Times New Roman" w:hAnsi="Times New Roman" w:cs="Times New Roman"/>
-          <w:b/>
-          <w:sz w:val="36"/>
-        </w:rPr>
-      </w:pPr>
-      <w:r>
-        <w:rPr>
-          <w:rFonts w:ascii="Times New Roman" w:hAnsi="Times New Roman" w:cs="Times New Roman"/>
-          <w:b/>
-          <w:sz w:val="36"/>
-        </w:rPr>
-        <w:lastRenderedPageBreak/>
-        <w:t>1.4 Gantt Chart</w:t>
-      </w:r>
-    </w:p>
-    <w:p>
-      <w:pPr>
-        <w:spacing w:after="160" w:line="259" w:lineRule="auto"/>
-        <w:ind w:left="0" w:right="0" w:firstLine="0"/>
-        <w:jc w:val="left"/>
-        <w:rPr>
-          <w:rFonts w:ascii="Times New Roman" w:hAnsi="Times New Roman" w:cs="Times New Roman"/>
-          <w:b/>
-          <w:sz w:val="36"/>
-        </w:rPr>
-      </w:pPr>
-      <w:r>
-        <w:rPr>
-          <w:rFonts w:ascii="Times New Roman" w:hAnsi="Times New Roman" w:cs="Times New Roman"/>
-          <w:b/>
-          <w:sz w:val="36"/>
-        </w:rPr>
-        <w:br w:type="page"/>
-      </w:r>
-    </w:p>
-    <w:p>
-      <w:pPr>
-        <w:spacing w:after="0" w:line="256" w:lineRule="auto"/>
-        <w:ind w:left="0" w:right="0" w:firstLine="0"/>
-        <w:jc w:val="left"/>
-        <w:rPr>
-          <w:rFonts w:ascii="Times New Roman" w:eastAsia="Times New Roman" w:hAnsi="Times New Roman" w:cs="Times New Roman"/>
-          <w:b/>
-          <w:bCs/>
-          <w:kern w:val="36"/>
-          <w:sz w:val="36"/>
-          <w:szCs w:val="28"/>
-        </w:rPr>
-      </w:pPr>
       <w:r>
         <w:rPr>
           <w:rFonts w:ascii="Times New Roman" w:eastAsia="Times New Roman" w:hAnsi="Times New Roman" w:cs="Times New Roman"/>
@@ -2758,10 +2611,7 @@
         <w:jc w:val="left"/>
       </w:pPr>
       <w:r>
-        <w:t>It can</w:t>
-      </w:r>
-      <w:r>
-        <w:t xml:space="preserve"> reduce the time required for job searching and filtering. </w:t>
+        <w:t xml:space="preserve">It can reduce the time required for job searching and filtering. </w:t>
       </w:r>
     </w:p>
     <w:p>
@@ -2775,10 +2625,7 @@
         <w:jc w:val="left"/>
       </w:pPr>
       <w:r>
-        <w:t>It use AI</w:t>
-      </w:r>
-      <w:r>
-        <w:t xml:space="preserve"> for extracting important technical skills from resumes. </w:t>
+        <w:t xml:space="preserve">It use AI for extracting important technical skills from resumes. </w:t>
       </w:r>
     </w:p>
     <w:p>
@@ -2850,13 +2697,7 @@
         <w:rPr>
           <w:sz w:val="32"/>
         </w:rPr>
-        <w:t xml:space="preserve"> </w:t>
-      </w:r>
-      <w:r>
-        <w:rPr>
-          <w:sz w:val="32"/>
-        </w:rPr>
-        <w:t>The uploaded resume is processed using PyPDF2 and DOCX parsers to extract textual information. Gemi</w:t>
+        <w:t xml:space="preserve"> The uploaded resume is processed using PyPDF2 and DOCX parsers to extract textual information. Gemi</w:t>
       </w:r>
       <w:r>
         <w:rPr>
@@ -3559,10 +3400,10 @@
         </w:rPr>
         <w:lastRenderedPageBreak/>
         <w:drawing>
-          <wp:inline distT="0" distB="0" distL="0" distR="0" wp14:anchorId="4471B54C" wp14:editId="44CBB791">
-            <wp:extent cx="5902036" cy="5485130"/>
-            <wp:effectExtent l="0" t="0" r="3810" b="1270"/>
-            <wp:docPr id="3" name="Picture 3"/>
+          <wp:inline distT="0" distB="0" distL="0" distR="0" wp14:anchorId="4C123F7E" wp14:editId="4CF0E6CB">
+            <wp:extent cx="6162675" cy="3829050"/>
+            <wp:effectExtent l="0" t="0" r="9525" b="0"/>
+            <wp:docPr id="5" name="Picture 5"/>
             <wp:cNvGraphicFramePr>
               <a:graphicFrameLocks xmlns:a="http://schemas.openxmlformats.org/drawingml/2006/main" noChangeAspect="1"/>
             </wp:cNvGraphicFramePr>
@@ -3582,7 +3423,7 @@
                   <pic:spPr>
                     <a:xfrm>
                       <a:off x="0" y="0"/>
-                      <a:ext cx="5919065" cy="5500956"/>
+                      <a:ext cx="6162675" cy="3829050"/>
                     </a:xfrm>
                     <a:prstGeom prst="rect">
                       <a:avLst/>
@@ -3600,13 +3441,13 @@
         <w:pStyle w:val="ListParagraph"/>
         <w:numPr>
           <w:ilvl w:val="0"/>
-          <w:numId w:val="25"/>
+          <w:numId w:val="27"/>
         </w:numPr>
-        <w:spacing w:before="100" w:beforeAutospacing="1" w:after="100" w:afterAutospacing="1" w:line="240" w:lineRule="auto"/>
+        <w:spacing w:after="160" w:line="259" w:lineRule="auto"/>
         <w:ind w:right="0"/>
       </w:pPr>
       <w:r>
-        <w:t>This diagram represents the interaction between the main components of the JOBSEEK-AI system.</w:t>
+        <w:t>This diagram shows the overall controller-based architecture of the JOBSEEK-AI system.</w:t>
       </w:r>
     </w:p>
     <w:p>
@@ -3614,26 +3455,35 @@
         <w:pStyle w:val="ListParagraph"/>
         <w:numPr>
           <w:ilvl w:val="0"/>
-          <w:numId w:val="25"/>
+          <w:numId w:val="27"/>
         </w:numPr>
-        <w:spacing w:before="100" w:beforeAutospacing="1" w:after="100" w:afterAutospacing="1" w:line="240" w:lineRule="auto"/>
+        <w:spacing w:after="160" w:line="259" w:lineRule="auto"/>
         <w:ind w:right="0"/>
       </w:pPr>
+      <w:r>
+        <w:t>The Controller manages the complete workflow by coordinating search, resume processing, AI analysis, and duplicate removal modules.</w:t>
+      </w:r>
+    </w:p>
+    <w:p>
+      <w:pPr>
+        <w:pStyle w:val="ListParagraph"/>
+        <w:numPr>
+          <w:ilvl w:val="0"/>
+          <w:numId w:val="27"/>
+        </w:numPr>
+        <w:spacing w:after="160" w:line="259" w:lineRule="auto"/>
+        <w:ind w:right="0"/>
+      </w:pPr>
+      <w:r>
+        <w:t xml:space="preserve">Indeed and LinkedIn modules collect job data using APIs, while the </w:t>
+      </w:r>
       <w:proofErr w:type="spellStart"/>
       <w:r>
-        <w:t>ResumeService</w:t>
+        <w:t>Deduper</w:t>
       </w:r>
       <w:proofErr w:type="spellEnd"/>
       <w:r>
-        <w:t xml:space="preserve"> extracts resume text and communicates with </w:t>
-      </w:r>
-      <w:proofErr w:type="spellStart"/>
-      <w:r>
-        <w:t>GeminiClient</w:t>
-      </w:r>
-      <w:proofErr w:type="spellEnd"/>
-      <w:r>
-        <w:t xml:space="preserve"> to generate AI-based keywords.</w:t>
+        <w:t xml:space="preserve"> removes repeated job listings.</w:t>
       </w:r>
     </w:p>
     <w:p>
@@ -3641,37 +3491,33 @@
         <w:pStyle w:val="ListParagraph"/>
         <w:numPr>
           <w:ilvl w:val="0"/>
-          <w:numId w:val="25"/>
+          <w:numId w:val="27"/>
         </w:numPr>
-        <w:spacing w:before="100" w:beforeAutospacing="1" w:after="100" w:afterAutospacing="1" w:line="240" w:lineRule="auto"/>
+        <w:spacing w:after="160" w:line="259" w:lineRule="auto"/>
         <w:ind w:right="0"/>
       </w:pPr>
-      <w:proofErr w:type="spellStart"/>
       <w:r>
-        <w:t>JobService</w:t>
-      </w:r>
-      <w:proofErr w:type="spellEnd"/>
-      <w:r>
-        <w:t xml:space="preserve"> uses these keywords to fetch job listings and stores the final job information inside the </w:t>
-      </w:r>
-      <w:proofErr w:type="spellStart"/>
-      <w:r>
-        <w:t>JobData</w:t>
-      </w:r>
-      <w:proofErr w:type="spellEnd"/>
-      <w:r>
-        <w:t xml:space="preserve"> component.</w:t>
+        <w:t>The LLM module analyzes resumes and job descriptions to generate important keywords for searching.</w:t>
       </w:r>
     </w:p>
     <w:p>
       <w:pPr>
+        <w:pStyle w:val="ListParagraph"/>
+        <w:numPr>
+          <w:ilvl w:val="0"/>
+          <w:numId w:val="27"/>
+        </w:numPr>
         <w:spacing w:after="160" w:line="259" w:lineRule="auto"/>
-        <w:ind w:left="0" w:right="0" w:firstLine="0"/>
-        <w:jc w:val="left"/>
-      </w:pPr>
+        <w:ind w:right="0"/>
+      </w:pPr>
+      <w:r>
+        <w:t>Finally, the Search module processes user queries and returns optimized job results to the system.</w:t>
+      </w:r>
       <w:r>
         <w:br w:type="page"/>
       </w:r>
+      <w:bookmarkStart w:id="0" w:name="_GoBack"/>
+      <w:bookmarkEnd w:id="0"/>
     </w:p>
     <w:p>
       <w:pPr>
@@ -3854,8 +3700,6 @@
         <w:spacing w:before="100" w:beforeAutospacing="1" w:after="100" w:afterAutospacing="1" w:line="240" w:lineRule="auto"/>
         <w:ind w:left="360" w:right="0" w:firstLine="0"/>
       </w:pPr>
-      <w:bookmarkStart w:id="0" w:name="_GoBack"/>
-      <w:bookmarkEnd w:id="0"/>
     </w:p>
     <w:sectPr>
       <w:headerReference w:type="even" r:id="rId11"/>
@@ -17179,6 +17023,119 @@
     </w:lvl>
   </w:abstractNum>
   <w:abstractNum w:abstractNumId="18" w15:restartNumberingAfterBreak="0">
+    <w:nsid w:val="510E591F"/>
+    <w:multiLevelType w:val="hybridMultilevel"/>
+    <w:tmpl w:val="8B048686"/>
+    <w:lvl w:ilvl="0" w:tplc="04090001">
+      <w:start w:val="1"/>
+      <w:numFmt w:val="bullet"/>
+      <w:lvlText w:val=""/>
+      <w:lvlJc w:val="left"/>
+      <w:pPr>
+        <w:ind w:left="360" w:hanging="360"/>
+      </w:pPr>
+      <w:rPr>
+        <w:rFonts w:ascii="Symbol" w:hAnsi="Symbol" w:hint="default"/>
+      </w:rPr>
+    </w:lvl>
+    <w:lvl w:ilvl="1" w:tplc="04090003" w:tentative="1">
+      <w:start w:val="1"/>
+      <w:numFmt w:val="bullet"/>
+      <w:lvlText w:val="o"/>
+      <w:lvlJc w:val="left"/>
+      <w:pPr>
+        <w:ind w:left="1080" w:hanging="360"/>
+      </w:pPr>
+      <w:rPr>
+        <w:rFonts w:ascii="Courier New" w:hAnsi="Courier New" w:cs="Courier New" w:hint="default"/>
+      </w:rPr>
+    </w:lvl>
+    <w:lvl w:ilvl="2" w:tplc="04090005" w:tentative="1">
+      <w:start w:val="1"/>
+      <w:numFmt w:val="bullet"/>
+      <w:lvlText w:val=""/>
+      <w:lvlJc w:val="left"/>
+      <w:pPr>
+        <w:ind w:left="1800" w:hanging="360"/>
+      </w:pPr>
+      <w:rPr>
+        <w:rFonts w:ascii="Wingdings" w:hAnsi="Wingdings" w:hint="default"/>
+      </w:rPr>
+    </w:lvl>
+    <w:lvl w:ilvl="3" w:tplc="04090001" w:tentative="1">
+      <w:start w:val="1"/>
+      <w:numFmt w:val="bullet"/>
+      <w:lvlText w:val=""/>
+      <w:lvlJc w:val="left"/>
+      <w:pPr>
+        <w:ind w:left="2520" w:hanging="360"/>
+      </w:pPr>
+      <w:rPr>
+        <w:rFonts w:ascii="Symbol" w:hAnsi="Symbol" w:hint="default"/>
+      </w:rPr>
+    </w:lvl>
+    <w:lvl w:ilvl="4" w:tplc="04090003" w:tentative="1">
+      <w:start w:val="1"/>
+      <w:numFmt w:val="bullet"/>
+      <w:lvlText w:val="o"/>
+      <w:lvlJc w:val="left"/>
+      <w:pPr>
+        <w:ind w:left="3240" w:hanging="360"/>
+      </w:pPr>
+      <w:rPr>
+        <w:rFonts w:ascii="Courier New" w:hAnsi="Courier New" w:cs="Courier New" w:hint="default"/>
+      </w:rPr>
+    </w:lvl>
+    <w:lvl w:ilvl="5" w:tplc="04090005" w:tentative="1">
+      <w:start w:val="1"/>
+      <w:numFmt w:val="bullet"/>
+      <w:lvlText w:val=""/>
+      <w:lvlJc w:val="left"/>
+      <w:pPr>
+        <w:ind w:left="3960" w:hanging="360"/>
+      </w:pPr>
+      <w:rPr>
+        <w:rFonts w:ascii="Wingdings" w:hAnsi="Wingdings" w:hint="default"/>
+      </w:rPr>
+    </w:lvl>
+    <w:lvl w:ilvl="6" w:tplc="04090001" w:tentative="1">
+      <w:start w:val="1"/>
+      <w:numFmt w:val="bullet"/>
+      <w:lvlText w:val=""/>
+      <w:lvlJc w:val="left"/>
+      <w:pPr>
+        <w:ind w:left="4680" w:hanging="360"/>
+      </w:pPr>
+      <w:rPr>
+        <w:rFonts w:ascii="Symbol" w:hAnsi="Symbol" w:hint="default"/>
+      </w:rPr>
+    </w:lvl>
+    <w:lvl w:ilvl="7" w:tplc="04090003" w:tentative="1">
+      <w:start w:val="1"/>
+      <w:numFmt w:val="bullet"/>
+      <w:lvlText w:val="o"/>
+      <w:lvlJc w:val="left"/>
+      <w:pPr>
+        <w:ind w:left="5400" w:hanging="360"/>
+      </w:pPr>
+      <w:rPr>
+        <w:rFonts w:ascii="Courier New" w:hAnsi="Courier New" w:cs="Courier New" w:hint="default"/>
+      </w:rPr>
+    </w:lvl>
+    <w:lvl w:ilvl="8" w:tplc="04090005" w:tentative="1">
+      <w:start w:val="1"/>
+      <w:numFmt w:val="bullet"/>
+      <w:lvlText w:val=""/>
+      <w:lvlJc w:val="left"/>
+      <w:pPr>
+        <w:ind w:left="6120" w:hanging="360"/>
+      </w:pPr>
+      <w:rPr>
+        <w:rFonts w:ascii="Wingdings" w:hAnsi="Wingdings" w:hint="default"/>
+      </w:rPr>
+    </w:lvl>
+  </w:abstractNum>
+  <w:abstractNum w:abstractNumId="19" w15:restartNumberingAfterBreak="0">
     <w:nsid w:val="537868DF"/>
     <w:multiLevelType w:val="hybridMultilevel"/>
     <w:tmpl w:val="F4F0313E"/>
@@ -17390,7 +17347,7 @@
       </w:rPr>
     </w:lvl>
   </w:abstractNum>
-  <w:abstractNum w:abstractNumId="19" w15:restartNumberingAfterBreak="0">
+  <w:abstractNum w:abstractNumId="20" w15:restartNumberingAfterBreak="0">
     <w:nsid w:val="5939381A"/>
     <w:multiLevelType w:val="hybridMultilevel"/>
     <w:tmpl w:val="09EAAF2A"/>
@@ -17503,7 +17460,7 @@
       </w:rPr>
     </w:lvl>
   </w:abstractNum>
-  <w:abstractNum w:abstractNumId="20" w15:restartNumberingAfterBreak="0">
+  <w:abstractNum w:abstractNumId="21" w15:restartNumberingAfterBreak="0">
     <w:nsid w:val="598D3BC9"/>
     <w:multiLevelType w:val="hybridMultilevel"/>
     <w:tmpl w:val="9878C1D0"/>
@@ -17616,7 +17573,7 @@
       </w:rPr>
     </w:lvl>
   </w:abstractNum>
-  <w:abstractNum w:abstractNumId="21" w15:restartNumberingAfterBreak="0">
+  <w:abstractNum w:abstractNumId="22" w15:restartNumberingAfterBreak="0">
     <w:nsid w:val="697A3585"/>
     <w:multiLevelType w:val="hybridMultilevel"/>
     <w:tmpl w:val="CD9088E2"/>
@@ -17828,7 +17785,7 @@
       </w:rPr>
     </w:lvl>
   </w:abstractNum>
-  <w:abstractNum w:abstractNumId="22" w15:restartNumberingAfterBreak="0">
+  <w:abstractNum w:abstractNumId="23" w15:restartNumberingAfterBreak="0">
     <w:nsid w:val="69A350ED"/>
     <w:multiLevelType w:val="multilevel"/>
     <w:tmpl w:val="AE208AA2"/>
@@ -17977,7 +17934,7 @@
       </w:rPr>
     </w:lvl>
   </w:abstractNum>
-  <w:abstractNum w:abstractNumId="23" w15:restartNumberingAfterBreak="0">
+  <w:abstractNum w:abstractNumId="24" w15:restartNumberingAfterBreak="0">
     <w:nsid w:val="74FE7C2F"/>
     <w:multiLevelType w:val="hybridMultilevel"/>
     <w:tmpl w:val="D3342778"/>
@@ -18189,7 +18146,7 @@
       </w:rPr>
     </w:lvl>
   </w:abstractNum>
-  <w:abstractNum w:abstractNumId="24" w15:restartNumberingAfterBreak="0">
+  <w:abstractNum w:abstractNumId="25" w15:restartNumberingAfterBreak="0">
     <w:nsid w:val="775661E3"/>
     <w:multiLevelType w:val="hybridMultilevel"/>
     <w:tmpl w:val="25A6ADD8"/>
@@ -18401,7 +18358,7 @@
       </w:rPr>
     </w:lvl>
   </w:abstractNum>
-  <w:abstractNum w:abstractNumId="25" w15:restartNumberingAfterBreak="0">
+  <w:abstractNum w:abstractNumId="26" w15:restartNumberingAfterBreak="0">
     <w:nsid w:val="7BF54616"/>
     <w:multiLevelType w:val="hybridMultilevel"/>
     <w:tmpl w:val="1D7EEBE0"/>
@@ -18617,19 +18574,19 @@
     <w:abstractNumId w:val="12"/>
   </w:num>
   <w:num w:numId="2">
-    <w:abstractNumId w:val="18"/>
+    <w:abstractNumId w:val="19"/>
   </w:num>
   <w:num w:numId="3">
     <w:abstractNumId w:val="0"/>
   </w:num>
   <w:num w:numId="4">
-    <w:abstractNumId w:val="21"/>
+    <w:abstractNumId w:val="22"/>
   </w:num>
   <w:num w:numId="5">
     <w:abstractNumId w:val="3"/>
   </w:num>
   <w:num w:numId="6">
-    <w:abstractNumId w:val="24"/>
+    <w:abstractNumId w:val="25"/>
   </w:num>
   <w:num w:numId="7">
     <w:abstractNumId w:val="16"/>
@@ -18659,10 +18616,10 @@
     <w:abstractNumId w:val="8"/>
   </w:num>
   <w:num w:numId="16">
-    <w:abstractNumId w:val="25"/>
+    <w:abstractNumId w:val="26"/>
   </w:num>
   <w:num w:numId="17">
-    <w:abstractNumId w:val="23"/>
+    <w:abstractNumId w:val="24"/>
   </w:num>
   <w:num w:numId="18">
     <w:abstractNumId w:val="15"/>
@@ -18671,13 +18628,13 @@
     <w:abstractNumId w:val="1"/>
   </w:num>
   <w:num w:numId="20">
-    <w:abstractNumId w:val="22"/>
+    <w:abstractNumId w:val="23"/>
   </w:num>
   <w:num w:numId="21">
     <w:abstractNumId w:val="10"/>
   </w:num>
   <w:num w:numId="22">
-    <w:abstractNumId w:val="19"/>
+    <w:abstractNumId w:val="20"/>
   </w:num>
   <w:num w:numId="23">
     <w:abstractNumId w:val="2"/>
@@ -18686,10 +18643,13 @@
     <w:abstractNumId w:val="4"/>
   </w:num>
   <w:num w:numId="25">
-    <w:abstractNumId w:val="20"/>
+    <w:abstractNumId w:val="21"/>
   </w:num>
   <w:num w:numId="26">
     <w:abstractNumId w:val="14"/>
+  </w:num>
+  <w:num w:numId="27">
+    <w:abstractNumId w:val="18"/>
   </w:num>
 </w:numbering>
 </file>
